--- a/UseCaseDescription/UseCaseDescriptions.docx
+++ b/UseCaseDescription/UseCaseDescriptions.docx
@@ -115,7 +115,6 @@
                 <w:rFonts w:asciiTheme="minorHAnsi" w:eastAsiaTheme="minorHAnsi" w:hAnsiTheme="minorHAnsi"/>
               </w:rPr>
             </w:pPr>
-            <w:proofErr w:type="spellStart"/>
             <w:r>
               <w:rPr>
                 <w:rFonts w:asciiTheme="minorHAnsi" w:eastAsiaTheme="minorHAnsi" w:hAnsiTheme="minorHAnsi"/>
@@ -125,19 +124,7 @@
                 <w:sz w:val="20"/>
                 <w:szCs w:val="20"/>
               </w:rPr>
-              <w:t>액터</w:t>
-            </w:r>
-            <w:proofErr w:type="spellEnd"/>
-            <w:r>
-              <w:rPr>
-                <w:rFonts w:asciiTheme="minorHAnsi" w:eastAsiaTheme="minorHAnsi" w:hAnsiTheme="minorHAnsi"/>
-                <w:b/>
-                <w:bCs/>
-                <w:color w:val="2E5496"/>
-                <w:sz w:val="20"/>
-                <w:szCs w:val="20"/>
-              </w:rPr>
-              <w:t xml:space="preserve"> (Actor)</w:t>
+              <w:t>액터 (Actor)</w:t>
             </w:r>
           </w:p>
         </w:tc>
@@ -644,7 +631,6 @@
                 <w:rFonts w:asciiTheme="minorHAnsi" w:eastAsiaTheme="minorHAnsi" w:hAnsiTheme="minorHAnsi"/>
               </w:rPr>
             </w:pPr>
-            <w:proofErr w:type="spellStart"/>
             <w:r>
               <w:rPr>
                 <w:rFonts w:asciiTheme="minorHAnsi" w:eastAsiaTheme="minorHAnsi" w:hAnsiTheme="minorHAnsi"/>
@@ -654,19 +640,7 @@
                 <w:sz w:val="20"/>
                 <w:szCs w:val="20"/>
               </w:rPr>
-              <w:t>액터</w:t>
-            </w:r>
-            <w:proofErr w:type="spellEnd"/>
-            <w:r>
-              <w:rPr>
-                <w:rFonts w:asciiTheme="minorHAnsi" w:eastAsiaTheme="minorHAnsi" w:hAnsiTheme="minorHAnsi"/>
-                <w:b/>
-                <w:bCs/>
-                <w:color w:val="2E5496"/>
-                <w:sz w:val="20"/>
-                <w:szCs w:val="20"/>
-              </w:rPr>
-              <w:t xml:space="preserve"> (Actor)</w:t>
+              <w:t>액터 (Actor)</w:t>
             </w:r>
           </w:p>
         </w:tc>
@@ -1217,7 +1191,6 @@
                 <w:rFonts w:asciiTheme="minorHAnsi" w:eastAsiaTheme="minorHAnsi" w:hAnsiTheme="minorHAnsi"/>
               </w:rPr>
             </w:pPr>
-            <w:proofErr w:type="spellStart"/>
             <w:r>
               <w:rPr>
                 <w:rFonts w:asciiTheme="minorHAnsi" w:eastAsiaTheme="minorHAnsi" w:hAnsiTheme="minorHAnsi"/>
@@ -1227,19 +1200,7 @@
                 <w:sz w:val="20"/>
                 <w:szCs w:val="20"/>
               </w:rPr>
-              <w:t>액터</w:t>
-            </w:r>
-            <w:proofErr w:type="spellEnd"/>
-            <w:r>
-              <w:rPr>
-                <w:rFonts w:asciiTheme="minorHAnsi" w:eastAsiaTheme="minorHAnsi" w:hAnsiTheme="minorHAnsi"/>
-                <w:b/>
-                <w:bCs/>
-                <w:color w:val="2E5496"/>
-                <w:sz w:val="20"/>
-                <w:szCs w:val="20"/>
-              </w:rPr>
-              <w:t xml:space="preserve"> (Actor)</w:t>
+              <w:t>액터 (Actor)</w:t>
             </w:r>
           </w:p>
         </w:tc>
@@ -1955,7 +1916,6 @@
                 <w:rFonts w:asciiTheme="minorHAnsi" w:eastAsiaTheme="minorHAnsi" w:hAnsiTheme="minorHAnsi"/>
               </w:rPr>
             </w:pPr>
-            <w:proofErr w:type="spellStart"/>
             <w:r>
               <w:rPr>
                 <w:rFonts w:asciiTheme="minorHAnsi" w:eastAsiaTheme="minorHAnsi" w:hAnsiTheme="minorHAnsi" w:cs="맑은 고딕" w:hint="eastAsia"/>
@@ -1967,7 +1927,6 @@
               </w:rPr>
               <w:t>액터</w:t>
             </w:r>
-            <w:proofErr w:type="spellEnd"/>
             <w:r>
               <w:rPr>
                 <w:rFonts w:asciiTheme="minorHAnsi" w:eastAsiaTheme="minorHAnsi" w:hAnsiTheme="minorHAnsi"/>
@@ -2097,25 +2056,7 @@
                 <w:sz w:val="20"/>
                 <w:szCs w:val="20"/>
               </w:rPr>
-              <w:t xml:space="preserve">관리자와 회원이 시스템 이용을 마치고 언제든 안전하게 </w:t>
-            </w:r>
-            <w:proofErr w:type="spellStart"/>
-            <w:r>
-              <w:rPr>
-                <w:rFonts w:ascii="함초롬바탕" w:eastAsia="함초롬바탕" w:hAnsi="함초롬바탕" w:cs="함초롬바탕"/>
-                <w:sz w:val="20"/>
-                <w:szCs w:val="20"/>
-              </w:rPr>
-              <w:t>로그아웃한다</w:t>
-            </w:r>
-            <w:proofErr w:type="spellEnd"/>
-            <w:r>
-              <w:rPr>
-                <w:rFonts w:ascii="함초롬바탕" w:eastAsia="함초롬바탕" w:hAnsi="함초롬바탕" w:cs="함초롬바탕"/>
-                <w:sz w:val="20"/>
-                <w:szCs w:val="20"/>
-              </w:rPr>
-              <w:t>.</w:t>
+              <w:t>관리자와 회원이 시스템 이용을 마치고 언제든 안전하게 로그아웃한다.</w:t>
             </w:r>
           </w:p>
         </w:tc>
@@ -2743,7 +2684,6 @@
                 <w:rFonts w:asciiTheme="minorHAnsi" w:eastAsiaTheme="minorHAnsi" w:hAnsiTheme="minorHAnsi"/>
               </w:rPr>
             </w:pPr>
-            <w:proofErr w:type="spellStart"/>
             <w:r>
               <w:rPr>
                 <w:rFonts w:asciiTheme="minorHAnsi" w:eastAsiaTheme="minorHAnsi" w:hAnsiTheme="minorHAnsi" w:cs="맑은 고딕" w:hint="eastAsia"/>
@@ -2755,7 +2695,6 @@
               </w:rPr>
               <w:t>액터</w:t>
             </w:r>
-            <w:proofErr w:type="spellEnd"/>
             <w:r>
               <w:rPr>
                 <w:rFonts w:asciiTheme="minorHAnsi" w:eastAsiaTheme="minorHAnsi" w:hAnsiTheme="minorHAnsi"/>
@@ -2894,11 +2833,14 @@
     <w:p>
       <w:pPr>
         <w:spacing w:before="160" w:after="80"/>
+        <w:rPr>
+          <w:rFonts w:hint="eastAsia"/>
+        </w:rPr>
       </w:pPr>
     </w:p>
     <w:tbl>
       <w:tblPr>
-        <w:tblW w:w="0" w:type="auto"/>
+        <w:tblW w:w="9360" w:type="dxa"/>
         <w:tblBorders>
           <w:top w:val="single" w:sz="4" w:space="0" w:color="auto"/>
           <w:left w:val="single" w:sz="4" w:space="0" w:color="auto"/>
@@ -2915,7 +2857,7 @@
       </w:tblGrid>
       <w:tr>
         <w:trPr>
-          <w:trHeight w:val="300"/>
+          <w:tblHeader/>
         </w:trPr>
         <w:tc>
           <w:tcPr>
@@ -2994,9 +2936,6 @@
         </w:tc>
       </w:tr>
       <w:tr>
-        <w:trPr>
-          <w:trHeight w:val="300"/>
-        </w:trPr>
         <w:tc>
           <w:tcPr>
             <w:tcW w:w="4680" w:type="dxa"/>
@@ -3018,7 +2957,6 @@
           <w:p>
             <w:pPr>
               <w:rPr>
-                <w:rFonts w:ascii="함초롬바탕" w:eastAsia="함초롬바탕" w:hAnsi="함초롬바탕" w:cs="함초롬바탕"/>
                 <w:color w:val="000000"/>
                 <w:sz w:val="20"/>
                 <w:szCs w:val="20"/>
@@ -3062,19 +3000,10 @@
             </w:tcMar>
             <w:vAlign w:val="center"/>
           </w:tcPr>
-          <w:p>
-            <w:pPr>
-              <w:rPr>
-                <w:rFonts w:ascii="함초롬바탕" w:eastAsia="함초롬바탕" w:hAnsi="함초롬바탕" w:cs="함초롬바탕"/>
-              </w:rPr>
-            </w:pPr>
-          </w:p>
+          <w:p/>
         </w:tc>
       </w:tr>
       <w:tr>
-        <w:trPr>
-          <w:trHeight w:val="300"/>
-        </w:trPr>
         <w:tc>
           <w:tcPr>
             <w:tcW w:w="4680" w:type="dxa"/>
@@ -3093,13 +3022,7 @@
             </w:tcMar>
             <w:vAlign w:val="center"/>
           </w:tcPr>
-          <w:p>
-            <w:pPr>
-              <w:rPr>
-                <w:rFonts w:ascii="함초롬바탕" w:eastAsia="함초롬바탕" w:hAnsi="함초롬바탕" w:cs="함초롬바탕"/>
-              </w:rPr>
-            </w:pPr>
-          </w:p>
+          <w:p/>
         </w:tc>
         <w:tc>
           <w:tcPr>
@@ -3120,11 +3043,6 @@
             <w:vAlign w:val="center"/>
           </w:tcPr>
           <w:p>
-            <w:pPr>
-              <w:rPr>
-                <w:rFonts w:ascii="함초롬바탕" w:eastAsia="함초롬바탕" w:hAnsi="함초롬바탕" w:cs="함초롬바탕"/>
-              </w:rPr>
-            </w:pPr>
             <w:r>
               <w:rPr>
                 <w:rFonts w:ascii="함초롬바탕" w:eastAsia="함초롬바탕" w:hAnsi="함초롬바탕" w:cs="함초롬바탕" w:hint="eastAsia"/>
@@ -3147,9 +3065,6 @@
         </w:tc>
       </w:tr>
       <w:tr>
-        <w:trPr>
-          <w:trHeight w:val="300"/>
-        </w:trPr>
         <w:tc>
           <w:tcPr>
             <w:tcW w:w="4680" w:type="dxa"/>
@@ -3169,11 +3084,6 @@
             <w:vAlign w:val="center"/>
           </w:tcPr>
           <w:p>
-            <w:pPr>
-              <w:rPr>
-                <w:rFonts w:ascii="함초롬바탕" w:eastAsia="함초롬바탕" w:hAnsi="함초롬바탕" w:cs="함초롬바탕"/>
-              </w:rPr>
-            </w:pPr>
             <w:r>
               <w:rPr>
                 <w:rFonts w:ascii="함초롬바탕" w:eastAsia="함초롬바탕" w:hAnsi="함초롬바탕" w:cs="함초롬바탕" w:hint="eastAsia"/>
@@ -3212,19 +3122,30 @@
             </w:tcMar>
             <w:vAlign w:val="center"/>
           </w:tcPr>
-          <w:p>
-            <w:pPr>
-              <w:rPr>
-                <w:rFonts w:ascii="함초롬바탕" w:eastAsia="함초롬바탕" w:hAnsi="함초롬바탕" w:cs="함초롬바탕"/>
-              </w:rPr>
-            </w:pPr>
-          </w:p>
+          <w:p/>
         </w:tc>
       </w:tr>
       <w:tr>
-        <w:trPr>
-          <w:trHeight w:val="300"/>
-        </w:trPr>
+        <w:tc>
+          <w:tcPr>
+            <w:tcW w:w="4680" w:type="dxa"/>
+            <w:tcBorders>
+              <w:top w:val="single" w:sz="1" w:space="0" w:color="CCCCCC"/>
+              <w:left w:val="single" w:sz="1" w:space="0" w:color="CCCCCC"/>
+              <w:bottom w:val="single" w:sz="1" w:space="0" w:color="CCCCCC"/>
+              <w:right w:val="single" w:sz="1" w:space="0" w:color="CCCCCC"/>
+            </w:tcBorders>
+            <w:shd w:val="clear" w:color="auto" w:fill="F5F5F5"/>
+            <w:tcMar>
+              <w:top w:w="100" w:type="dxa"/>
+              <w:left w:w="150" w:type="dxa"/>
+              <w:bottom w:w="100" w:type="dxa"/>
+              <w:right w:w="150" w:type="dxa"/>
+            </w:tcMar>
+            <w:vAlign w:val="center"/>
+          </w:tcPr>
+          <w:p/>
+        </w:tc>
         <w:tc>
           <w:tcPr>
             <w:tcW w:w="4680" w:type="dxa"/>
@@ -3246,63 +3167,137 @@
           <w:p>
             <w:pPr>
               <w:rPr>
-                <w:rFonts w:ascii="함초롬바탕" w:eastAsia="함초롬바탕" w:hAnsi="함초롬바탕" w:cs="함초롬바탕"/>
-                <w:color w:val="000000"/>
-                <w:sz w:val="20"/>
-                <w:szCs w:val="20"/>
-              </w:rPr>
-            </w:pPr>
-            <w:r>
-              <w:rPr>
-                <w:rFonts w:ascii="함초롬바탕" w:eastAsia="함초롬바탕" w:hAnsi="함초롬바탕" w:cs="함초롬바탕" w:hint="eastAsia"/>
-                <w:color w:val="000000"/>
-                <w:sz w:val="20"/>
-                <w:szCs w:val="20"/>
-              </w:rPr>
-              <w:t xml:space="preserve">4. </w:t>
-            </w:r>
-            <w:r>
-              <w:rPr>
-                <w:rFonts w:ascii="함초롬바탕" w:eastAsia="함초롬바탕" w:hAnsi="함초롬바탕" w:cs="함초롬바탕"/>
-                <w:color w:val="000000"/>
-                <w:sz w:val="20"/>
-                <w:szCs w:val="20"/>
-              </w:rPr>
-              <w:t>등록 버튼을 누른다.</w:t>
-            </w:r>
-          </w:p>
-        </w:tc>
-        <w:tc>
-          <w:tcPr>
-            <w:tcW w:w="4680" w:type="dxa"/>
-            <w:tcBorders>
-              <w:top w:val="single" w:sz="1" w:space="0" w:color="CCCCCC"/>
-              <w:left w:val="single" w:sz="1" w:space="0" w:color="CCCCCC"/>
-              <w:bottom w:val="single" w:sz="1" w:space="0" w:color="CCCCCC"/>
-              <w:right w:val="single" w:sz="1" w:space="0" w:color="CCCCCC"/>
-            </w:tcBorders>
-            <w:shd w:val="clear" w:color="auto" w:fill="F5F5F5"/>
-            <w:tcMar>
-              <w:top w:w="100" w:type="dxa"/>
-              <w:left w:w="150" w:type="dxa"/>
-              <w:bottom w:w="100" w:type="dxa"/>
-              <w:right w:w="150" w:type="dxa"/>
-            </w:tcMar>
-            <w:vAlign w:val="center"/>
-          </w:tcPr>
-          <w:p>
-            <w:pPr>
-              <w:rPr>
-                <w:rFonts w:ascii="함초롬바탕" w:eastAsia="함초롬바탕" w:hAnsi="함초롬바탕" w:cs="함초롬바탕"/>
-              </w:rPr>
-            </w:pPr>
+                <w:rFonts w:hint="eastAsia"/>
+              </w:rPr>
+            </w:pPr>
+            <w:r>
+              <w:rPr>
+                <w:rFonts w:ascii="함초롬바탕" w:eastAsia="함초롬바탕" w:hAnsi="함초롬바탕" w:cs="함초롬바탕" w:hint="eastAsia"/>
+                <w:color w:val="000000"/>
+                <w:sz w:val="20"/>
+                <w:szCs w:val="20"/>
+              </w:rPr>
+              <w:t>4</w:t>
+            </w:r>
+            <w:r>
+              <w:rPr>
+                <w:rFonts w:ascii="함초롬바탕" w:eastAsia="함초롬바탕" w:hAnsi="함초롬바탕" w:cs="함초롬바탕"/>
+                <w:color w:val="000000"/>
+                <w:sz w:val="20"/>
+                <w:szCs w:val="20"/>
+              </w:rPr>
+              <w:t>.</w:t>
+            </w:r>
+            <w:r>
+              <w:rPr>
+                <w:rFonts w:hint="eastAsia"/>
+              </w:rPr>
+              <w:t xml:space="preserve"> </w:t>
+            </w:r>
+            <w:r>
+              <w:rPr>
+                <w:rFonts w:ascii="함초롬바탕" w:eastAsia="함초롬바탕" w:hAnsi="함초롬바탕" w:cs="함초롬바탕"/>
+                <w:color w:val="000000"/>
+                <w:sz w:val="20"/>
+                <w:szCs w:val="20"/>
+              </w:rPr>
+              <w:t xml:space="preserve">자동으로 다음 </w:t>
+            </w:r>
+            <w:r>
+              <w:rPr>
+                <w:rFonts w:ascii="함초롬바탕" w:eastAsia="함초롬바탕" w:hAnsi="함초롬바탕" w:cs="함초롬바탕" w:hint="eastAsia"/>
+                <w:color w:val="000000"/>
+                <w:sz w:val="20"/>
+                <w:szCs w:val="20"/>
+              </w:rPr>
+              <w:t xml:space="preserve">설문 </w:t>
+            </w:r>
+            <w:r>
+              <w:rPr>
+                <w:rFonts w:ascii="함초롬바탕" w:eastAsia="함초롬바탕" w:hAnsi="함초롬바탕" w:cs="함초롬바탕"/>
+                <w:color w:val="000000"/>
+                <w:sz w:val="20"/>
+                <w:szCs w:val="20"/>
+              </w:rPr>
+              <w:t>문항</w:t>
+            </w:r>
+            <w:r>
+              <w:rPr>
+                <w:rFonts w:ascii="함초롬바탕" w:eastAsia="함초롬바탕" w:hAnsi="함초롬바탕" w:cs="함초롬바탕" w:hint="eastAsia"/>
+                <w:color w:val="000000"/>
+                <w:sz w:val="20"/>
+                <w:szCs w:val="20"/>
+              </w:rPr>
+              <w:t>과 응답 항목</w:t>
+            </w:r>
+            <w:r>
+              <w:rPr>
+                <w:rFonts w:ascii="함초롬바탕" w:eastAsia="함초롬바탕" w:hAnsi="함초롬바탕" w:cs="함초롬바탕"/>
+                <w:color w:val="000000"/>
+                <w:sz w:val="20"/>
+                <w:szCs w:val="20"/>
+              </w:rPr>
+              <w:t>을 입력할 수 있는 새로운 칸을 추가로 출력한다.</w:t>
+            </w:r>
           </w:p>
         </w:tc>
       </w:tr>
       <w:tr>
-        <w:trPr>
-          <w:trHeight w:val="300"/>
-        </w:trPr>
+        <w:tc>
+          <w:tcPr>
+            <w:tcW w:w="4680" w:type="dxa"/>
+            <w:tcBorders>
+              <w:top w:val="single" w:sz="1" w:space="0" w:color="CCCCCC"/>
+              <w:left w:val="single" w:sz="1" w:space="0" w:color="CCCCCC"/>
+              <w:bottom w:val="single" w:sz="1" w:space="0" w:color="CCCCCC"/>
+              <w:right w:val="single" w:sz="1" w:space="0" w:color="CCCCCC"/>
+            </w:tcBorders>
+            <w:shd w:val="clear" w:color="auto" w:fill="FFFFFF"/>
+            <w:tcMar>
+              <w:top w:w="100" w:type="dxa"/>
+              <w:left w:w="150" w:type="dxa"/>
+              <w:bottom w:w="100" w:type="dxa"/>
+              <w:right w:w="150" w:type="dxa"/>
+            </w:tcMar>
+            <w:vAlign w:val="center"/>
+          </w:tcPr>
+          <w:p>
+            <w:pPr>
+              <w:rPr>
+                <w:color w:val="000000"/>
+                <w:sz w:val="20"/>
+                <w:szCs w:val="20"/>
+              </w:rPr>
+            </w:pPr>
+            <w:r>
+              <w:rPr>
+                <w:rFonts w:ascii="함초롬바탕" w:eastAsia="함초롬바탕" w:hAnsi="함초롬바탕" w:cs="함초롬바탕" w:hint="eastAsia"/>
+                <w:color w:val="000000"/>
+                <w:sz w:val="20"/>
+                <w:szCs w:val="20"/>
+              </w:rPr>
+              <w:t>5</w:t>
+            </w:r>
+            <w:r>
+              <w:rPr>
+                <w:rFonts w:ascii="함초롬바탕" w:eastAsia="함초롬바탕" w:hAnsi="함초롬바탕" w:cs="함초롬바탕" w:hint="eastAsia"/>
+                <w:color w:val="000000"/>
+                <w:sz w:val="20"/>
+                <w:szCs w:val="20"/>
+              </w:rPr>
+              <w:t xml:space="preserve">. </w:t>
+            </w:r>
+            <w:r>
+              <w:rPr>
+                <w:rFonts w:ascii="함초롬바탕" w:eastAsia="함초롬바탕" w:hAnsi="함초롬바탕" w:cs="함초롬바탕"/>
+                <w:color w:val="000000"/>
+                <w:sz w:val="20"/>
+                <w:szCs w:val="20"/>
+              </w:rPr>
+              <w:t>등록 버튼을 누른다.</w:t>
+            </w:r>
+          </w:p>
+        </w:tc>
         <w:tc>
           <w:tcPr>
             <w:tcW w:w="4680" w:type="dxa"/>
@@ -3321,13 +3316,29 @@
             </w:tcMar>
             <w:vAlign w:val="center"/>
           </w:tcPr>
-          <w:p>
-            <w:pPr>
-              <w:rPr>
-                <w:rFonts w:ascii="함초롬바탕" w:eastAsia="함초롬바탕" w:hAnsi="함초롬바탕" w:cs="함초롬바탕"/>
-              </w:rPr>
-            </w:pPr>
-          </w:p>
+          <w:p/>
+        </w:tc>
+      </w:tr>
+      <w:tr>
+        <w:tc>
+          <w:tcPr>
+            <w:tcW w:w="4680" w:type="dxa"/>
+            <w:tcBorders>
+              <w:top w:val="single" w:sz="1" w:space="0" w:color="CCCCCC"/>
+              <w:left w:val="single" w:sz="1" w:space="0" w:color="CCCCCC"/>
+              <w:bottom w:val="single" w:sz="1" w:space="0" w:color="CCCCCC"/>
+              <w:right w:val="single" w:sz="1" w:space="0" w:color="CCCCCC"/>
+            </w:tcBorders>
+            <w:shd w:val="clear" w:color="auto" w:fill="F5F5F5"/>
+            <w:tcMar>
+              <w:top w:w="100" w:type="dxa"/>
+              <w:left w:w="150" w:type="dxa"/>
+              <w:bottom w:w="100" w:type="dxa"/>
+              <w:right w:w="150" w:type="dxa"/>
+            </w:tcMar>
+            <w:vAlign w:val="center"/>
+          </w:tcPr>
+          <w:p/>
         </w:tc>
         <w:tc>
           <w:tcPr>
@@ -3348,19 +3359,23 @@
             <w:vAlign w:val="center"/>
           </w:tcPr>
           <w:p>
-            <w:pPr>
-              <w:rPr>
-                <w:rFonts w:ascii="함초롬바탕" w:eastAsia="함초롬바탕" w:hAnsi="함초롬바탕" w:cs="함초롬바탕"/>
-              </w:rPr>
-            </w:pPr>
-            <w:r>
-              <w:rPr>
-                <w:rFonts w:ascii="함초롬바탕" w:eastAsia="함초롬바탕" w:hAnsi="함초롬바탕" w:cs="함초롬바탕"/>
-                <w:color w:val="000000"/>
-                <w:sz w:val="20"/>
-                <w:szCs w:val="20"/>
-              </w:rPr>
-              <w:t xml:space="preserve">5. </w:t>
+            <w:r>
+              <w:rPr>
+                <w:rFonts w:ascii="함초롬바탕" w:eastAsia="함초롬바탕" w:hAnsi="함초롬바탕" w:cs="함초롬바탕" w:hint="eastAsia"/>
+                <w:color w:val="000000"/>
+                <w:sz w:val="20"/>
+                <w:szCs w:val="20"/>
+              </w:rPr>
+              <w:t>6</w:t>
+            </w:r>
+            <w:r>
+              <w:rPr>
+                <w:rFonts w:ascii="함초롬바탕" w:eastAsia="함초롬바탕" w:hAnsi="함초롬바탕" w:cs="함초롬바탕"/>
+                <w:color w:val="000000"/>
+                <w:sz w:val="20"/>
+                <w:szCs w:val="20"/>
+              </w:rPr>
+              <w:t xml:space="preserve">. </w:t>
             </w:r>
             <w:r>
               <w:rPr>
@@ -3375,18 +3390,6 @@
         </w:tc>
       </w:tr>
     </w:tbl>
-    <w:p>
-      <w:pPr>
-        <w:spacing w:before="360" w:after="120"/>
-        <w:rPr>
-          <w:b/>
-          <w:bCs/>
-          <w:color w:val="2E5496"/>
-          <w:sz w:val="26"/>
-          <w:szCs w:val="26"/>
-        </w:rPr>
-      </w:pPr>
-    </w:p>
     <w:p>
       <w:pPr>
         <w:spacing w:before="360" w:after="120"/>
@@ -3532,7 +3535,6 @@
                 <w:rFonts w:asciiTheme="minorHAnsi" w:eastAsiaTheme="minorHAnsi" w:hAnsiTheme="minorHAnsi"/>
               </w:rPr>
             </w:pPr>
-            <w:proofErr w:type="spellStart"/>
             <w:r>
               <w:rPr>
                 <w:rFonts w:asciiTheme="minorHAnsi" w:eastAsiaTheme="minorHAnsi" w:hAnsiTheme="minorHAnsi"/>
@@ -3542,19 +3544,7 @@
                 <w:sz w:val="20"/>
                 <w:szCs w:val="20"/>
               </w:rPr>
-              <w:t>액터</w:t>
-            </w:r>
-            <w:proofErr w:type="spellEnd"/>
-            <w:r>
-              <w:rPr>
-                <w:rFonts w:asciiTheme="minorHAnsi" w:eastAsiaTheme="minorHAnsi" w:hAnsiTheme="minorHAnsi"/>
-                <w:b/>
-                <w:bCs/>
-                <w:color w:val="2E5496"/>
-                <w:sz w:val="20"/>
-                <w:szCs w:val="20"/>
-              </w:rPr>
-              <w:t xml:space="preserve"> (Actor)</w:t>
+              <w:t>액터 (Actor)</w:t>
             </w:r>
           </w:p>
         </w:tc>
@@ -4161,7 +4151,6 @@
                 <w:rFonts w:asciiTheme="minorHAnsi" w:eastAsiaTheme="minorHAnsi" w:hAnsiTheme="minorHAnsi"/>
               </w:rPr>
             </w:pPr>
-            <w:proofErr w:type="spellStart"/>
             <w:r>
               <w:rPr>
                 <w:rFonts w:asciiTheme="minorHAnsi" w:eastAsiaTheme="minorHAnsi" w:hAnsiTheme="minorHAnsi"/>
@@ -4171,19 +4160,7 @@
                 <w:sz w:val="20"/>
                 <w:szCs w:val="20"/>
               </w:rPr>
-              <w:t>액터</w:t>
-            </w:r>
-            <w:proofErr w:type="spellEnd"/>
-            <w:r>
-              <w:rPr>
-                <w:rFonts w:asciiTheme="minorHAnsi" w:eastAsiaTheme="minorHAnsi" w:hAnsiTheme="minorHAnsi"/>
-                <w:b/>
-                <w:bCs/>
-                <w:color w:val="2E5496"/>
-                <w:sz w:val="20"/>
-                <w:szCs w:val="20"/>
-              </w:rPr>
-              <w:t xml:space="preserve"> (Actor)</w:t>
+              <w:t>액터 (Actor)</w:t>
             </w:r>
           </w:p>
         </w:tc>
@@ -4749,7 +4726,6 @@
                 <w:rFonts w:asciiTheme="minorHAnsi" w:eastAsiaTheme="minorHAnsi" w:hAnsiTheme="minorHAnsi"/>
               </w:rPr>
             </w:pPr>
-            <w:proofErr w:type="spellStart"/>
             <w:r>
               <w:rPr>
                 <w:rFonts w:asciiTheme="minorHAnsi" w:eastAsiaTheme="minorHAnsi" w:hAnsiTheme="minorHAnsi"/>
@@ -4759,19 +4735,7 @@
                 <w:sz w:val="20"/>
                 <w:szCs w:val="20"/>
               </w:rPr>
-              <w:t>액터</w:t>
-            </w:r>
-            <w:proofErr w:type="spellEnd"/>
-            <w:r>
-              <w:rPr>
-                <w:rFonts w:asciiTheme="minorHAnsi" w:eastAsiaTheme="minorHAnsi" w:hAnsiTheme="minorHAnsi"/>
-                <w:b/>
-                <w:bCs/>
-                <w:color w:val="2E5496"/>
-                <w:sz w:val="20"/>
-                <w:szCs w:val="20"/>
-              </w:rPr>
-              <w:t xml:space="preserve"> (Actor)</w:t>
+              <w:t>액터 (Actor)</w:t>
             </w:r>
           </w:p>
         </w:tc>
@@ -5516,7 +5480,6 @@
                 <w:rFonts w:asciiTheme="minorHAnsi" w:eastAsiaTheme="minorHAnsi" w:hAnsiTheme="minorHAnsi"/>
               </w:rPr>
             </w:pPr>
-            <w:proofErr w:type="spellStart"/>
             <w:r>
               <w:rPr>
                 <w:rFonts w:asciiTheme="minorHAnsi" w:eastAsiaTheme="minorHAnsi" w:hAnsiTheme="minorHAnsi"/>
@@ -5526,19 +5489,7 @@
                 <w:sz w:val="20"/>
                 <w:szCs w:val="20"/>
               </w:rPr>
-              <w:t>액터</w:t>
-            </w:r>
-            <w:proofErr w:type="spellEnd"/>
-            <w:r>
-              <w:rPr>
-                <w:rFonts w:asciiTheme="minorHAnsi" w:eastAsiaTheme="minorHAnsi" w:hAnsiTheme="minorHAnsi"/>
-                <w:b/>
-                <w:bCs/>
-                <w:color w:val="2E5496"/>
-                <w:sz w:val="20"/>
-                <w:szCs w:val="20"/>
-              </w:rPr>
-              <w:t xml:space="preserve"> (Actor)</w:t>
+              <w:t>액터 (Actor)</w:t>
             </w:r>
           </w:p>
         </w:tc>
@@ -6275,7 +6226,6 @@
         </w:rPr>
         <w:t xml:space="preserve">8 </w:t>
       </w:r>
-      <w:proofErr w:type="spellStart"/>
       <w:r>
         <w:rPr>
           <w:rFonts w:hint="eastAsia"/>
@@ -6287,7 +6237,6 @@
         </w:rPr>
         <w:t>회원용</w:t>
       </w:r>
-      <w:proofErr w:type="spellEnd"/>
       <w:r>
         <w:rPr>
           <w:rFonts w:hint="eastAsia"/>
@@ -6399,7 +6348,6 @@
                 <w:rFonts w:asciiTheme="minorHAnsi" w:eastAsiaTheme="minorHAnsi" w:hAnsiTheme="minorHAnsi"/>
               </w:rPr>
             </w:pPr>
-            <w:proofErr w:type="spellStart"/>
             <w:r>
               <w:rPr>
                 <w:rFonts w:asciiTheme="minorHAnsi" w:eastAsiaTheme="minorHAnsi" w:hAnsiTheme="minorHAnsi"/>
@@ -6409,19 +6357,7 @@
                 <w:sz w:val="20"/>
                 <w:szCs w:val="20"/>
               </w:rPr>
-              <w:t>액터</w:t>
-            </w:r>
-            <w:proofErr w:type="spellEnd"/>
-            <w:r>
-              <w:rPr>
-                <w:rFonts w:asciiTheme="minorHAnsi" w:eastAsiaTheme="minorHAnsi" w:hAnsiTheme="minorHAnsi"/>
-                <w:b/>
-                <w:bCs/>
-                <w:color w:val="2E5496"/>
-                <w:sz w:val="20"/>
-                <w:szCs w:val="20"/>
-              </w:rPr>
-              <w:t xml:space="preserve"> (Actor)</w:t>
+              <w:t>액터 (Actor)</w:t>
             </w:r>
           </w:p>
         </w:tc>
@@ -7120,7 +7056,6 @@
                 <w:rFonts w:asciiTheme="minorHAnsi" w:eastAsiaTheme="minorHAnsi" w:hAnsiTheme="minorHAnsi"/>
               </w:rPr>
             </w:pPr>
-            <w:proofErr w:type="spellStart"/>
             <w:r>
               <w:rPr>
                 <w:rFonts w:asciiTheme="minorHAnsi" w:eastAsiaTheme="minorHAnsi" w:hAnsiTheme="minorHAnsi" w:cs="맑은 고딕" w:hint="eastAsia"/>
@@ -7132,7 +7067,6 @@
               </w:rPr>
               <w:t>액터</w:t>
             </w:r>
-            <w:proofErr w:type="spellEnd"/>
             <w:r>
               <w:rPr>
                 <w:rFonts w:asciiTheme="minorHAnsi" w:eastAsiaTheme="minorHAnsi" w:hAnsiTheme="minorHAnsi"/>
@@ -7850,7 +7784,6 @@
                 <w:rFonts w:asciiTheme="minorHAnsi" w:eastAsiaTheme="minorHAnsi" w:hAnsiTheme="minorHAnsi"/>
               </w:rPr>
             </w:pPr>
-            <w:proofErr w:type="spellStart"/>
             <w:r>
               <w:rPr>
                 <w:rFonts w:asciiTheme="minorHAnsi" w:eastAsiaTheme="minorHAnsi" w:hAnsiTheme="minorHAnsi"/>
@@ -7860,19 +7793,7 @@
                 <w:sz w:val="20"/>
                 <w:szCs w:val="20"/>
               </w:rPr>
-              <w:t>액터</w:t>
-            </w:r>
-            <w:proofErr w:type="spellEnd"/>
-            <w:r>
-              <w:rPr>
-                <w:rFonts w:asciiTheme="minorHAnsi" w:eastAsiaTheme="minorHAnsi" w:hAnsiTheme="minorHAnsi"/>
-                <w:b/>
-                <w:bCs/>
-                <w:color w:val="2E5496"/>
-                <w:sz w:val="20"/>
-                <w:szCs w:val="20"/>
-              </w:rPr>
-              <w:t xml:space="preserve"> (Actor)</w:t>
+              <w:t>액터 (Actor)</w:t>
             </w:r>
           </w:p>
         </w:tc>
@@ -8406,7 +8327,6 @@
                 <w:rFonts w:asciiTheme="minorHAnsi" w:eastAsiaTheme="minorHAnsi" w:hAnsiTheme="minorHAnsi"/>
               </w:rPr>
             </w:pPr>
-            <w:proofErr w:type="spellStart"/>
             <w:r>
               <w:rPr>
                 <w:rFonts w:asciiTheme="minorHAnsi" w:eastAsiaTheme="minorHAnsi" w:hAnsiTheme="minorHAnsi"/>
@@ -8416,19 +8336,7 @@
                 <w:sz w:val="20"/>
                 <w:szCs w:val="20"/>
               </w:rPr>
-              <w:t>액터</w:t>
-            </w:r>
-            <w:proofErr w:type="spellEnd"/>
-            <w:r>
-              <w:rPr>
-                <w:rFonts w:asciiTheme="minorHAnsi" w:eastAsiaTheme="minorHAnsi" w:hAnsiTheme="minorHAnsi"/>
-                <w:b/>
-                <w:bCs/>
-                <w:color w:val="2E5496"/>
-                <w:sz w:val="20"/>
-                <w:szCs w:val="20"/>
-              </w:rPr>
-              <w:t xml:space="preserve"> (Actor)</w:t>
+              <w:t>액터 (Actor)</w:t>
             </w:r>
           </w:p>
         </w:tc>
@@ -8970,7 +8878,6 @@
                 <w:rFonts w:asciiTheme="minorHAnsi" w:eastAsiaTheme="minorHAnsi" w:hAnsiTheme="minorHAnsi"/>
               </w:rPr>
             </w:pPr>
-            <w:proofErr w:type="spellStart"/>
             <w:r>
               <w:rPr>
                 <w:rFonts w:asciiTheme="minorHAnsi" w:eastAsiaTheme="minorHAnsi" w:hAnsiTheme="minorHAnsi" w:cs="맑은 고딕" w:hint="eastAsia"/>
@@ -8982,7 +8889,6 @@
               </w:rPr>
               <w:t>액터</w:t>
             </w:r>
-            <w:proofErr w:type="spellEnd"/>
             <w:r>
               <w:rPr>
                 <w:rFonts w:asciiTheme="minorHAnsi" w:eastAsiaTheme="minorHAnsi" w:hAnsiTheme="minorHAnsi"/>
@@ -9705,7 +9611,6 @@
                 <w:rFonts w:asciiTheme="minorHAnsi" w:eastAsiaTheme="minorHAnsi" w:hAnsiTheme="minorHAnsi"/>
               </w:rPr>
             </w:pPr>
-            <w:proofErr w:type="spellStart"/>
             <w:r>
               <w:rPr>
                 <w:rFonts w:asciiTheme="minorHAnsi" w:eastAsiaTheme="minorHAnsi" w:hAnsiTheme="minorHAnsi" w:cs="맑은 고딕" w:hint="eastAsia"/>
@@ -9717,7 +9622,6 @@
               </w:rPr>
               <w:t>액터</w:t>
             </w:r>
-            <w:proofErr w:type="spellEnd"/>
             <w:r>
               <w:rPr>
                 <w:rFonts w:asciiTheme="minorHAnsi" w:eastAsiaTheme="minorHAnsi" w:hAnsiTheme="minorHAnsi"/>
@@ -10179,47 +10083,7 @@
                 <w:sz w:val="20"/>
                 <w:szCs w:val="20"/>
               </w:rPr>
-              <w:t>검색 단위(최근 1</w:t>
-            </w:r>
-            <w:proofErr w:type="gramStart"/>
-            <w:r>
-              <w:rPr>
-                <w:rFonts w:ascii="함초롬바탕" w:eastAsia="함초롬바탕" w:hAnsi="함초롬바탕" w:cs="함초롬바탕"/>
-                <w:color w:val="000000"/>
-                <w:sz w:val="20"/>
-                <w:szCs w:val="20"/>
-              </w:rPr>
-              <w:t>주일 /</w:t>
-            </w:r>
-            <w:proofErr w:type="gramEnd"/>
-            <w:r>
-              <w:rPr>
-                <w:rFonts w:ascii="함초롬바탕" w:eastAsia="함초롬바탕" w:hAnsi="함초롬바탕" w:cs="함초롬바탕"/>
-                <w:color w:val="000000"/>
-                <w:sz w:val="20"/>
-                <w:szCs w:val="20"/>
-              </w:rPr>
-              <w:t xml:space="preserve"> 1</w:t>
-            </w:r>
-            <w:proofErr w:type="gramStart"/>
-            <w:r>
-              <w:rPr>
-                <w:rFonts w:ascii="함초롬바탕" w:eastAsia="함초롬바탕" w:hAnsi="함초롬바탕" w:cs="함초롬바탕"/>
-                <w:color w:val="000000"/>
-                <w:sz w:val="20"/>
-                <w:szCs w:val="20"/>
-              </w:rPr>
-              <w:t>개월 /</w:t>
-            </w:r>
-            <w:proofErr w:type="gramEnd"/>
-            <w:r>
-              <w:rPr>
-                <w:rFonts w:ascii="함초롬바탕" w:eastAsia="함초롬바탕" w:hAnsi="함초롬바탕" w:cs="함초롬바탕"/>
-                <w:color w:val="000000"/>
-                <w:sz w:val="20"/>
-                <w:szCs w:val="20"/>
-              </w:rPr>
-              <w:t xml:space="preserve"> 1년) 중 하나를 선택한다.</w:t>
+              <w:t>검색 단위(최근 1주일 / 1개월 / 1년) 중 하나를 선택한다.</w:t>
             </w:r>
           </w:p>
         </w:tc>
@@ -11121,7 +10985,6 @@
   <w:style w:type="character" w:default="1" w:styleId="a0">
     <w:name w:val="Default Paragraph Font"/>
     <w:uiPriority w:val="1"/>
-    <w:semiHidden/>
     <w:unhideWhenUsed/>
   </w:style>
   <w:style w:type="table" w:default="1" w:styleId="a1">
